--- a/benchmark/outputs/gold/resume_036_D.docx
+++ b/benchmark/outputs/gold/resume_036_D.docx
@@ -17,13 +17,13 @@
         <w:autoSpaceDE w:val="0"/>
         <w:pStyle w:val="Heading1"/>
         <w:widowControl/>
-        <w:spacing w:line="496" w:lineRule="exact" w:before="240" w:after="80"/>
+        <w:spacing w:line="496" w:lineRule="exact" w:before="0" w:after="0"/>
         <w:ind w:left="0" w:right="0" w:firstLine="0"/>
         <w:jc w:val="center"/>
       </w:pPr>
       <w:r>
         <w:rPr>
-          <w:rFonts w:ascii="Helvetica" w:hAnsi="Helvetica" w:eastAsia="Helvetica"/>
+          <w:rFonts w:ascii="Arial" w:hAnsi="Arial" w:eastAsia="Helvetica"/>
           <w:b/>
           <w:i w:val="0"/>
           <w:color w:val="1E1E23"/>
@@ -43,7 +43,7 @@
       </w:pPr>
       <w:r>
         <w:rPr>
-          <w:rFonts w:ascii="Helvetica" w:hAnsi="Helvetica" w:eastAsia="Helvetica"/>
+          <w:rFonts w:ascii="Arial" w:hAnsi="Arial" w:eastAsia="Helvetica"/>
           <w:b w:val="0"/>
           <w:i w:val="0"/>
           <w:color w:val="72727A"/>
@@ -60,10 +60,13 @@
         <w:spacing w:line="276" w:lineRule="exact" w:before="316" w:after="0"/>
         <w:ind w:left="6" w:right="0" w:firstLine="0"/>
         <w:jc w:val="left"/>
+        <w:pBdr>
+          <w:bottom w:val="single" w:sz="6" w:space="1" w:color="auto"/>
+        </w:pBdr>
       </w:pPr>
       <w:r>
         <w:rPr>
-          <w:rFonts w:ascii="Helvetica" w:hAnsi="Helvetica" w:eastAsia="Helvetica"/>
+          <w:rFonts w:ascii="Arial" w:hAnsi="Arial" w:eastAsia="Helvetica"/>
           <w:b/>
           <w:i w:val="0"/>
           <w:color w:val="1E1E23"/>
@@ -83,7 +86,7 @@
       </w:pPr>
       <w:r>
         <w:rPr>
-          <w:rFonts w:ascii="Helvetica" w:hAnsi="Helvetica" w:eastAsia="Helvetica"/>
+          <w:rFonts w:ascii="Arial" w:hAnsi="Arial" w:eastAsia="Helvetica"/>
           <w:b w:val="0"/>
           <w:i w:val="0"/>
           <w:color w:val="1E1E23"/>
@@ -100,10 +103,13 @@
         <w:spacing w:line="276" w:lineRule="exact" w:before="150" w:after="12"/>
         <w:ind w:left="6" w:right="0" w:firstLine="0"/>
         <w:jc w:val="left"/>
+        <w:pBdr>
+          <w:bottom w:val="single" w:sz="6" w:space="1" w:color="auto"/>
+        </w:pBdr>
       </w:pPr>
       <w:r>
         <w:rPr>
-          <w:rFonts w:ascii="Helvetica" w:hAnsi="Helvetica" w:eastAsia="Helvetica"/>
+          <w:rFonts w:ascii="Arial" w:hAnsi="Arial" w:eastAsia="Helvetica"/>
           <w:b/>
           <w:i w:val="0"/>
           <w:color w:val="1E1E23"/>
@@ -149,7 +155,7 @@
             </w:pPr>
             <w:r>
               <w:rPr>
-                <w:rFonts w:ascii="Helvetica" w:hAnsi="Helvetica" w:eastAsia="Helvetica"/>
+                <w:rFonts w:ascii="Arial" w:hAnsi="Arial" w:eastAsia="Helvetica"/>
                 <w:b/>
                 <w:i w:val="0"/>
                 <w:color w:val="1E1E23"/>
@@ -181,7 +187,7 @@
             </w:pPr>
             <w:r>
               <w:rPr>
-                <w:rFonts w:ascii="Helvetica" w:hAnsi="Helvetica" w:eastAsia="Helvetica"/>
+                <w:rFonts w:ascii="Arial" w:hAnsi="Arial" w:eastAsia="Helvetica"/>
                 <w:b w:val="0"/>
                 <w:i/>
                 <w:color w:val="72727A"/>
@@ -208,7 +214,7 @@
       </w:pPr>
       <w:r>
         <w:rPr>
-          <w:rFonts w:ascii="Helvetica" w:hAnsi="Helvetica" w:eastAsia="Helvetica"/>
+          <w:rFonts w:ascii="Arial" w:hAnsi="Arial" w:eastAsia="Helvetica"/>
           <w:b w:val="0"/>
           <w:i w:val="0"/>
           <w:color w:val="1E1E23"/>
@@ -232,7 +238,7 @@
       </w:pPr>
       <w:r>
         <w:rPr>
-          <w:rFonts w:ascii="Helvetica" w:hAnsi="Helvetica" w:eastAsia="Helvetica"/>
+          <w:rFonts w:ascii="Arial" w:hAnsi="Arial" w:eastAsia="Helvetica"/>
           <w:b w:val="0"/>
           <w:i w:val="0"/>
           <w:color w:val="1E1E23"/>
@@ -242,7 +248,7 @@
       </w:r>
       <w:r>
         <w:rPr>
-          <w:rFonts w:ascii="Helvetica" w:hAnsi="Helvetica" w:eastAsia="Helvetica"/>
+          <w:rFonts w:ascii="Arial" w:hAnsi="Arial" w:eastAsia="Helvetica"/>
           <w:b w:val="0"/>
           <w:i w:val="0"/>
           <w:color w:val="1E1E23"/>
@@ -265,7 +271,7 @@
       </w:pPr>
       <w:r>
         <w:rPr>
-          <w:rFonts w:ascii="Helvetica" w:hAnsi="Helvetica" w:eastAsia="Helvetica"/>
+          <w:rFonts w:ascii="Arial" w:hAnsi="Arial" w:eastAsia="Helvetica"/>
           <w:b/>
           <w:i w:val="0"/>
           <w:color w:val="1E1E23"/>
@@ -278,7 +284,7 @@
       </w:r>
       <w:r>
         <w:rPr>
-          <w:rFonts w:ascii="Helvetica" w:hAnsi="Helvetica" w:eastAsia="Helvetica"/>
+          <w:rFonts w:ascii="Arial" w:hAnsi="Arial" w:eastAsia="Helvetica"/>
           <w:b w:val="0"/>
           <w:i/>
           <w:color w:val="72727A"/>
@@ -302,7 +308,7 @@
       </w:pPr>
       <w:r>
         <w:rPr>
-          <w:rFonts w:ascii="Helvetica" w:hAnsi="Helvetica" w:eastAsia="Helvetica"/>
+          <w:rFonts w:ascii="Arial" w:hAnsi="Arial" w:eastAsia="Helvetica"/>
           <w:b w:val="0"/>
           <w:i w:val="0"/>
           <w:color w:val="1E1E23"/>
@@ -326,7 +332,7 @@
       </w:pPr>
       <w:r>
         <w:rPr>
-          <w:rFonts w:ascii="Helvetica" w:hAnsi="Helvetica" w:eastAsia="Helvetica"/>
+          <w:rFonts w:ascii="Arial" w:hAnsi="Arial" w:eastAsia="Helvetica"/>
           <w:b w:val="0"/>
           <w:i w:val="0"/>
           <w:color w:val="1E1E23"/>
@@ -343,10 +349,13 @@
         <w:spacing w:line="276" w:lineRule="exact" w:before="262" w:after="0"/>
         <w:ind w:left="6" w:right="0" w:firstLine="0"/>
         <w:jc w:val="left"/>
+        <w:pBdr>
+          <w:bottom w:val="single" w:sz="6" w:space="1" w:color="auto"/>
+        </w:pBdr>
       </w:pPr>
       <w:r>
         <w:rPr>
-          <w:rFonts w:ascii="Helvetica" w:hAnsi="Helvetica" w:eastAsia="Helvetica"/>
+          <w:rFonts w:ascii="Arial" w:hAnsi="Arial" w:eastAsia="Helvetica"/>
           <w:b/>
           <w:i w:val="0"/>
           <w:color w:val="1E1E23"/>
@@ -366,7 +375,7 @@
       </w:pPr>
       <w:r>
         <w:rPr>
-          <w:rFonts w:ascii="Helvetica" w:hAnsi="Helvetica" w:eastAsia="Helvetica"/>
+          <w:rFonts w:ascii="Arial" w:hAnsi="Arial" w:eastAsia="Helvetica"/>
           <w:b w:val="0"/>
           <w:i w:val="0"/>
           <w:color w:val="1E1E23"/>
@@ -386,7 +395,7 @@
       </w:pPr>
       <w:r>
         <w:rPr>
-          <w:rFonts w:ascii="Helvetica" w:hAnsi="Helvetica" w:eastAsia="Helvetica"/>
+          <w:rFonts w:ascii="Arial" w:hAnsi="Arial" w:eastAsia="Helvetica"/>
           <w:b w:val="0"/>
           <w:i w:val="0"/>
           <w:color w:val="1E1E23"/>
